--- a/ky/wisdom-stories/dont-open-your-mouth.docx
+++ b/ky/wisdom-stories/dont-open-your-mouth.docx
@@ -39,7 +39,7 @@
           <w:sz w:val="22"/>
           <w:lang w:val="ky-KG"/>
         </w:rPr>
-        <w:t>Оозуңду жакшы сөз айтуу үчүн ачпасаң, такыр ачпа.</w:t>
+        <w:t>Жакшы сөз айтпай турган болсоң, оозуңду такыр ачпа.</w:t>
       </w:r>
     </w:p>
     <w:p>
@@ -63,7 +63,7 @@
           <w:sz w:val="22"/>
           <w:lang w:val="ky-KG"/>
         </w:rPr>
-        <w:t xml:space="preserve">Сабак: </w:t>
+        <w:t>Сабак: Сөздүн күчү — аны орду менен жана жакшылык үчүн колдонууда. Айтаарлык сөзүң жок болсо, унчукпаган сөз катуураак сүйлөйт.</w:t>
       </w:r>
       <w:r>
         <w:rPr>
@@ -72,7 +72,6 @@
           <w:sz w:val="22"/>
           <w:lang w:val="ky-KG"/>
         </w:rPr>
-        <w:t>Орундуу сөздүн баркы бийик. Жакшы сөз айта албасаң, унчукпай койгон оң.</w:t>
       </w:r>
     </w:p>
     <w:p>
@@ -92,7 +91,7 @@
           <w:sz w:val="18"/>
           <w:lang w:val="ky-KG"/>
         </w:rPr>
-        <w:t>Окуя ачык интернет булактарынан алынды.</w:t>
+        <w:t>Аңгемелер ачык интернет булактарынан алынган, иллюстрациялар болсо ЖИ менен түзүлгөн.</w:t>
       </w:r>
     </w:p>
     <w:sectPr>
